--- a/Cover_letter_SurgEndosc.docx
+++ b/Cover_letter_SurgEndosc.docx
@@ -156,7 +156,7 @@
     </w:p>
     <w:p>
       <w:r>
-        <w:t>The manuscript is 3500 words of main text with a 250-word structured abstract, 4 tables, 2 figures, and supplementary material comprising 5 tables and 2 figures. It is reported in accordance with STROBE; the completed checklist accompanies this submission.</w:t>
+        <w:t>The manuscript is 4069 words of main text with a 250-word structured abstract, 4 tables, 2 figures, and supplementary material comprising 5 tables and 2 figures. It is reported in accordance with STROBE; the completed checklist accompanies this submission.</w:t>
       </w:r>
     </w:p>
     <w:p>
@@ -179,7 +179,7 @@
         <w:rPr>
           <w:b/>
         </w:rPr>
-        <w:t>Xin Wang</w:t>
+        <w:t>Xin Wang, MD</w:t>
       </w:r>
       <w:r>
         <w:t>, on behalf of all authors</w:t>

--- a/Cover_letter_SurgEndosc.docx
+++ b/Cover_letter_SurgEndosc.docx
@@ -156,7 +156,7 @@
     </w:p>
     <w:p>
       <w:r>
-        <w:t>The manuscript is 4069 words of main text with a 250-word structured abstract, 4 tables, 2 figures, and supplementary material comprising 5 tables and 2 figures. It is reported in accordance with STROBE; the completed checklist accompanies this submission.</w:t>
+        <w:t>The manuscript is 4134 words of main text with a 250-word structured abstract, 4 tables, 2 figures, and supplementary material comprising 5 tables and 2 figures. It is reported in accordance with STROBE; the completed checklist accompanies this submission.</w:t>
       </w:r>
     </w:p>
     <w:p>

--- a/Cover_letter_SurgEndosc.docx
+++ b/Cover_letter_SurgEndosc.docx
@@ -156,7 +156,7 @@
     </w:p>
     <w:p>
       <w:r>
-        <w:t>The manuscript is 4134 words of main text with a 250-word structured abstract, 4 tables, 2 figures, and supplementary material comprising 5 tables and 2 figures. It is reported in accordance with STROBE; the completed checklist accompanies this submission.</w:t>
+        <w:t>The manuscript is 4204 words of main text with a 250-word structured abstract, 4 tables, 2 figures, and supplementary material comprising 5 tables and 2 figures. It is reported in accordance with STROBE; the completed checklist accompanies this submission.</w:t>
       </w:r>
     </w:p>
     <w:p>

--- a/Cover_letter_SurgEndosc.docx
+++ b/Cover_letter_SurgEndosc.docx
@@ -156,7 +156,7 @@
     </w:p>
     <w:p>
       <w:r>
-        <w:t>The manuscript is 4204 words of main text with a 250-word structured abstract, 4 tables, 2 figures, and supplementary material comprising 5 tables and 2 figures. It is reported in accordance with STROBE; the completed checklist accompanies this submission.</w:t>
+        <w:t>The manuscript is 4197 words of main text with a 259-word structured abstract, 4 tables, 2 figures, and supplementary material comprising 5 tables and 2 figures. It is reported in accordance with STROBE; the completed checklist accompanies this submission.</w:t>
       </w:r>
     </w:p>
     <w:p>

--- a/Cover_letter_SurgEndosc.docx
+++ b/Cover_letter_SurgEndosc.docx
@@ -156,7 +156,7 @@
     </w:p>
     <w:p>
       <w:r>
-        <w:t>The manuscript is 4197 words of main text with a 259-word structured abstract, 4 tables, 2 figures, and supplementary material comprising 5 tables and 2 figures. It is reported in accordance with STROBE; the completed checklist accompanies this submission.</w:t>
+        <w:t>The manuscript is 4205 words of main text with a 259-word structured abstract, 4 tables, 2 figures, and supplementary material comprising 5 tables and 2 figures. It is reported in accordance with STROBE; the completed checklist accompanies this submission.</w:t>
       </w:r>
     </w:p>
     <w:p>
